--- a/docs/traffic_sign_recognition_synopsis.docx
+++ b/docs/traffic_sign_recognition_synopsis.docx
@@ -2,19 +2,12 @@
 <file path=word/document.xml><?xml version="1.0" encoding="utf-8"?>
 <w:document xmlns:wpc="http://schemas.microsoft.com/office/word/2010/wordprocessingCanvas" xmlns:mo="http://schemas.microsoft.com/office/mac/office/2008/main" xmlns:mc="http://schemas.openxmlformats.org/markup-compatibility/2006" xmlns:mv="urn:schemas-microsoft-com:mac:vml" xmlns:o="urn:schemas-microsoft-com:office:office" xmlns:r="http://schemas.openxmlformats.org/officeDocument/2006/relationships" xmlns:m="http://schemas.openxmlformats.org/officeDocument/2006/math" xmlns:v="urn:schemas-microsoft-com:vml" xmlns:wp14="http://schemas.microsoft.com/office/word/2010/wordprocessingDrawing" xmlns:wp="http://schemas.openxmlformats.org/drawingml/2006/wordprocessingDrawing" xmlns:w10="urn:schemas-microsoft-com:office:word" xmlns:w="http://schemas.openxmlformats.org/wordprocessingml/2006/main" xmlns:w14="http://schemas.microsoft.com/office/word/2010/wordml" xmlns:wpg="http://schemas.microsoft.com/office/word/2010/wordprocessingGroup" xmlns:wpi="http://schemas.microsoft.com/office/word/2010/wordprocessingInk" xmlns:wne="http://schemas.microsoft.com/office/word/2006/wordml" xmlns:wps="http://schemas.microsoft.com/office/word/2010/wordprocessingShape" mc:Ignorable="w14 wp14">
   <w:body>
-    <w:p/>
-    <w:p/>
-    <w:p/>
     <w:p>
       <w:pPr>
+        <w:pStyle w:val="Title"/>
         <w:jc w:val="center"/>
       </w:pPr>
       <w:r>
-        <w:rPr>
-          <w:b/>
-          <w:color w:val="173B57"/>
-          <w:sz w:val="56"/>
-        </w:rPr>
         <w:t>Project Synopsis</w:t>
       </w:r>
     </w:p>
@@ -24,47 +17,42 @@
       </w:pPr>
       <w:r>
         <w:rPr>
-          <w:color w:val="0F766E"/>
-          <w:sz w:val="30"/>
+          <w:rFonts w:ascii="Times New Roman" w:hAnsi="Times New Roman"/>
+          <w:color w:val="000000"/>
+          <w:sz w:val="22"/>
         </w:rPr>
         <w:t>GTSRB Traffic-Sign Recognition</w:t>
       </w:r>
     </w:p>
-    <w:p/>
     <w:p>
       <w:pPr>
         <w:jc w:val="center"/>
       </w:pPr>
       <w:r>
         <w:rPr>
-          <w:sz w:val="24"/>
+          <w:rFonts w:ascii="Times New Roman" w:hAnsi="Times New Roman"/>
+          <w:sz w:val="20"/>
         </w:rPr>
-        <w:t>A complete, reproducible TensorFlow/Keras pipeline for the 43-class German Traffic Sign Recognition Benchmark.</w:t>
+        <w:t>Akshit Mehta</w:t>
       </w:r>
     </w:p>
     <w:p/>
-    <w:p/>
-    <w:p/>
-    <w:p/>
-    <w:p/>
-    <w:p/>
-    <w:p/>
     <w:p>
       <w:pPr>
-        <w:jc w:val="center"/>
+        <w:pStyle w:val="Heading1"/>
       </w:pPr>
       <w:r>
-        <w:rPr>
-          <w:sz w:val="22"/>
-        </w:rPr>
-        <w:t>Prepared for academic/project documentation</w:t>
-        <w:br/>
-        <w:t>September 2026</w:t>
+        <w:t>Abstract</w:t>
       </w:r>
     </w:p>
     <w:p>
       <w:r>
-        <w:br w:type="page"/>
+        <w:t>This synopsis presents a reproducible 43-class traffic-sign image-classification pipeline. The work covers verified dataset acquisition, exploratory analysis, grouped validation, augmented training, model comparison, evaluation, inference, and project communication through a Colab notebook and dashboard website.</w:t>
+      </w:r>
+    </w:p>
+    <w:p>
+      <w:r>
+        <w:t>Index Terms—GTSRB, traffic-sign recognition, convolutional neural network, MobileNetV2, image classification.</w:t>
       </w:r>
     </w:p>
     <w:p>
@@ -160,18 +148,19 @@
     <w:tbl>
       <w:tblPr>
         <w:tblStyle w:val="TableGrid"/>
-        <w:tblW w:type="auto" w:w="0"/>
+        <w:tblW w:type="dxa" w:w="4536"/>
         <w:jc w:val="center"/>
+        <w:tblLayout w:type="fixed"/>
         <w:tblLook w:firstColumn="1" w:firstRow="1" w:lastColumn="0" w:lastRow="0" w:noHBand="0" w:noVBand="1" w:val="04A0"/>
       </w:tblPr>
       <w:tblGrid>
-        <w:gridCol w:w="5040"/>
-        <w:gridCol w:w="5040"/>
+        <w:gridCol w:w="2268"/>
+        <w:gridCol w:w="2268"/>
       </w:tblGrid>
       <w:tr>
         <w:tc>
           <w:tcPr>
-            <w:tcW w:type="dxa" w:w="5040"/>
+            <w:tcW w:type="dxa" w:w="2268"/>
             <w:shd w:fill="173B57"/>
             <w:vAlign w:val="center"/>
           </w:tcPr>
@@ -189,7 +178,7 @@
         </w:tc>
         <w:tc>
           <w:tcPr>
-            <w:tcW w:type="dxa" w:w="5040"/>
+            <w:tcW w:type="dxa" w:w="2268"/>
             <w:shd w:fill="173B57"/>
             <w:vAlign w:val="center"/>
           </w:tcPr>
@@ -209,7 +198,7 @@
       <w:tr>
         <w:tc>
           <w:tcPr>
-            <w:tcW w:type="dxa" w:w="5040"/>
+            <w:tcW w:type="dxa" w:w="2268"/>
             <w:vAlign w:val="center"/>
           </w:tcPr>
           <w:p>
@@ -226,7 +215,7 @@
         </w:tc>
         <w:tc>
           <w:tcPr>
-            <w:tcW w:type="dxa" w:w="5040"/>
+            <w:tcW w:type="dxa" w:w="2268"/>
             <w:vAlign w:val="center"/>
           </w:tcPr>
           <w:p>
@@ -245,7 +234,7 @@
       <w:tr>
         <w:tc>
           <w:tcPr>
-            <w:tcW w:type="dxa" w:w="5040"/>
+            <w:tcW w:type="dxa" w:w="2268"/>
             <w:vAlign w:val="center"/>
           </w:tcPr>
           <w:p>
@@ -262,7 +251,7 @@
         </w:tc>
         <w:tc>
           <w:tcPr>
-            <w:tcW w:type="dxa" w:w="5040"/>
+            <w:tcW w:type="dxa" w:w="2268"/>
             <w:vAlign w:val="center"/>
           </w:tcPr>
           <w:p>
@@ -281,7 +270,7 @@
       <w:tr>
         <w:tc>
           <w:tcPr>
-            <w:tcW w:type="dxa" w:w="5040"/>
+            <w:tcW w:type="dxa" w:w="2268"/>
             <w:vAlign w:val="center"/>
           </w:tcPr>
           <w:p>
@@ -298,7 +287,7 @@
         </w:tc>
         <w:tc>
           <w:tcPr>
-            <w:tcW w:type="dxa" w:w="5040"/>
+            <w:tcW w:type="dxa" w:w="2268"/>
             <w:vAlign w:val="center"/>
           </w:tcPr>
           <w:p>
@@ -317,7 +306,7 @@
       <w:tr>
         <w:tc>
           <w:tcPr>
-            <w:tcW w:type="dxa" w:w="5040"/>
+            <w:tcW w:type="dxa" w:w="2268"/>
             <w:vAlign w:val="center"/>
           </w:tcPr>
           <w:p>
@@ -334,7 +323,7 @@
         </w:tc>
         <w:tc>
           <w:tcPr>
-            <w:tcW w:type="dxa" w:w="5040"/>
+            <w:tcW w:type="dxa" w:w="2268"/>
             <w:vAlign w:val="center"/>
           </w:tcPr>
           <w:p>
@@ -353,7 +342,7 @@
       <w:tr>
         <w:tc>
           <w:tcPr>
-            <w:tcW w:type="dxa" w:w="5040"/>
+            <w:tcW w:type="dxa" w:w="2268"/>
             <w:vAlign w:val="center"/>
           </w:tcPr>
           <w:p>
@@ -370,7 +359,7 @@
         </w:tc>
         <w:tc>
           <w:tcPr>
-            <w:tcW w:type="dxa" w:w="5040"/>
+            <w:tcW w:type="dxa" w:w="2268"/>
             <w:vAlign w:val="center"/>
           </w:tcPr>
           <w:p>
@@ -389,7 +378,7 @@
       <w:tr>
         <w:tc>
           <w:tcPr>
-            <w:tcW w:type="dxa" w:w="5040"/>
+            <w:tcW w:type="dxa" w:w="2268"/>
             <w:vAlign w:val="center"/>
           </w:tcPr>
           <w:p>
@@ -406,7 +395,7 @@
         </w:tc>
         <w:tc>
           <w:tcPr>
-            <w:tcW w:type="dxa" w:w="5040"/>
+            <w:tcW w:type="dxa" w:w="2268"/>
             <w:vAlign w:val="center"/>
           </w:tcPr>
           <w:p>
@@ -431,7 +420,7 @@
       <w:r>
         <w:drawing>
           <wp:inline xmlns:a="http://schemas.openxmlformats.org/drawingml/2006/main" xmlns:pic="http://schemas.openxmlformats.org/drawingml/2006/picture">
-            <wp:extent cx="5623560" cy="2008414"/>
+            <wp:extent cx="2880360" cy="1028700"/>
             <wp:docPr id="1" name="Picture 1"/>
             <wp:cNvGraphicFramePr>
               <a:graphicFrameLocks noChangeAspect="1"/>
@@ -452,7 +441,7 @@
                   <pic:spPr>
                     <a:xfrm>
                       <a:off x="0" y="0"/>
-                      <a:ext cx="5623560" cy="2008414"/>
+                      <a:ext cx="2880360" cy="1028700"/>
                     </a:xfrm>
                     <a:prstGeom prst="rect"/>
                   </pic:spPr>
@@ -491,19 +480,20 @@
     <w:tbl>
       <w:tblPr>
         <w:tblStyle w:val="TableGrid"/>
-        <w:tblW w:type="auto" w:w="0"/>
+        <w:tblW w:type="dxa" w:w="4536"/>
         <w:jc w:val="center"/>
+        <w:tblLayout w:type="fixed"/>
         <w:tblLook w:firstColumn="1" w:firstRow="1" w:lastColumn="0" w:lastRow="0" w:noHBand="0" w:noVBand="1" w:val="04A0"/>
       </w:tblPr>
       <w:tblGrid>
-        <w:gridCol w:w="3360"/>
-        <w:gridCol w:w="3360"/>
-        <w:gridCol w:w="3360"/>
+        <w:gridCol w:w="1512"/>
+        <w:gridCol w:w="1512"/>
+        <w:gridCol w:w="1512"/>
       </w:tblGrid>
       <w:tr>
         <w:tc>
           <w:tcPr>
-            <w:tcW w:type="dxa" w:w="3360"/>
+            <w:tcW w:type="dxa" w:w="1512"/>
             <w:shd w:fill="173B57"/>
             <w:vAlign w:val="center"/>
           </w:tcPr>
@@ -521,7 +511,7 @@
         </w:tc>
         <w:tc>
           <w:tcPr>
-            <w:tcW w:type="dxa" w:w="3360"/>
+            <w:tcW w:type="dxa" w:w="1512"/>
             <w:shd w:fill="173B57"/>
             <w:vAlign w:val="center"/>
           </w:tcPr>
@@ -539,7 +529,7 @@
         </w:tc>
         <w:tc>
           <w:tcPr>
-            <w:tcW w:type="dxa" w:w="3360"/>
+            <w:tcW w:type="dxa" w:w="1512"/>
             <w:shd w:fill="173B57"/>
             <w:vAlign w:val="center"/>
           </w:tcPr>
@@ -559,7 +549,7 @@
       <w:tr>
         <w:tc>
           <w:tcPr>
-            <w:tcW w:type="dxa" w:w="3360"/>
+            <w:tcW w:type="dxa" w:w="1512"/>
             <w:vAlign w:val="center"/>
           </w:tcPr>
           <w:p>
@@ -576,7 +566,7 @@
         </w:tc>
         <w:tc>
           <w:tcPr>
-            <w:tcW w:type="dxa" w:w="3360"/>
+            <w:tcW w:type="dxa" w:w="1512"/>
             <w:vAlign w:val="center"/>
           </w:tcPr>
           <w:p>
@@ -593,7 +583,7 @@
         </w:tc>
         <w:tc>
           <w:tcPr>
-            <w:tcW w:type="dxa" w:w="3360"/>
+            <w:tcW w:type="dxa" w:w="1512"/>
             <w:vAlign w:val="center"/>
           </w:tcPr>
           <w:p>
@@ -612,7 +602,7 @@
       <w:tr>
         <w:tc>
           <w:tcPr>
-            <w:tcW w:type="dxa" w:w="3360"/>
+            <w:tcW w:type="dxa" w:w="1512"/>
             <w:vAlign w:val="center"/>
           </w:tcPr>
           <w:p>
@@ -629,7 +619,7 @@
         </w:tc>
         <w:tc>
           <w:tcPr>
-            <w:tcW w:type="dxa" w:w="3360"/>
+            <w:tcW w:type="dxa" w:w="1512"/>
             <w:vAlign w:val="center"/>
           </w:tcPr>
           <w:p>
@@ -646,7 +636,7 @@
         </w:tc>
         <w:tc>
           <w:tcPr>
-            <w:tcW w:type="dxa" w:w="3360"/>
+            <w:tcW w:type="dxa" w:w="1512"/>
             <w:vAlign w:val="center"/>
           </w:tcPr>
           <w:p>
@@ -675,19 +665,20 @@
     <w:tbl>
       <w:tblPr>
         <w:tblStyle w:val="TableGrid"/>
-        <w:tblW w:type="auto" w:w="0"/>
+        <w:tblW w:type="dxa" w:w="4536"/>
         <w:jc w:val="center"/>
+        <w:tblLayout w:type="fixed"/>
         <w:tblLook w:firstColumn="1" w:firstRow="1" w:lastColumn="0" w:lastRow="0" w:noHBand="0" w:noVBand="1" w:val="04A0"/>
       </w:tblPr>
       <w:tblGrid>
-        <w:gridCol w:w="3360"/>
-        <w:gridCol w:w="3360"/>
-        <w:gridCol w:w="3360"/>
+        <w:gridCol w:w="1512"/>
+        <w:gridCol w:w="1512"/>
+        <w:gridCol w:w="1512"/>
       </w:tblGrid>
       <w:tr>
         <w:tc>
           <w:tcPr>
-            <w:tcW w:type="dxa" w:w="3360"/>
+            <w:tcW w:type="dxa" w:w="1512"/>
             <w:shd w:fill="173B57"/>
             <w:vAlign w:val="center"/>
           </w:tcPr>
@@ -705,7 +696,7 @@
         </w:tc>
         <w:tc>
           <w:tcPr>
-            <w:tcW w:type="dxa" w:w="3360"/>
+            <w:tcW w:type="dxa" w:w="1512"/>
             <w:shd w:fill="173B57"/>
             <w:vAlign w:val="center"/>
           </w:tcPr>
@@ -723,7 +714,7 @@
         </w:tc>
         <w:tc>
           <w:tcPr>
-            <w:tcW w:type="dxa" w:w="3360"/>
+            <w:tcW w:type="dxa" w:w="1512"/>
             <w:shd w:fill="173B57"/>
             <w:vAlign w:val="center"/>
           </w:tcPr>
@@ -743,7 +734,7 @@
       <w:tr>
         <w:tc>
           <w:tcPr>
-            <w:tcW w:type="dxa" w:w="3360"/>
+            <w:tcW w:type="dxa" w:w="1512"/>
             <w:vAlign w:val="center"/>
           </w:tcPr>
           <w:p>
@@ -760,7 +751,7 @@
         </w:tc>
         <w:tc>
           <w:tcPr>
-            <w:tcW w:type="dxa" w:w="3360"/>
+            <w:tcW w:type="dxa" w:w="1512"/>
             <w:vAlign w:val="center"/>
           </w:tcPr>
           <w:p>
@@ -777,7 +768,7 @@
         </w:tc>
         <w:tc>
           <w:tcPr>
-            <w:tcW w:type="dxa" w:w="3360"/>
+            <w:tcW w:type="dxa" w:w="1512"/>
             <w:vAlign w:val="center"/>
           </w:tcPr>
           <w:p>
@@ -796,7 +787,7 @@
       <w:tr>
         <w:tc>
           <w:tcPr>
-            <w:tcW w:type="dxa" w:w="3360"/>
+            <w:tcW w:type="dxa" w:w="1512"/>
             <w:vAlign w:val="center"/>
           </w:tcPr>
           <w:p>
@@ -813,7 +804,7 @@
         </w:tc>
         <w:tc>
           <w:tcPr>
-            <w:tcW w:type="dxa" w:w="3360"/>
+            <w:tcW w:type="dxa" w:w="1512"/>
             <w:vAlign w:val="center"/>
           </w:tcPr>
           <w:p>
@@ -830,7 +821,7 @@
         </w:tc>
         <w:tc>
           <w:tcPr>
-            <w:tcW w:type="dxa" w:w="3360"/>
+            <w:tcW w:type="dxa" w:w="1512"/>
             <w:vAlign w:val="center"/>
           </w:tcPr>
           <w:p>
@@ -883,8 +874,8 @@
       <w:headerReference w:type="default" r:id="rId9"/>
       <w:footerReference w:type="default" r:id="rId10"/>
       <w:pgSz w:w="12240" w:h="15840"/>
-      <w:pgMar w:top="1008" w:right="1080" w:bottom="1008" w:left="1080" w:header="720" w:footer="720" w:gutter="0"/>
-      <w:cols w:space="720"/>
+      <w:pgMar w:top="936" w:right="1008" w:bottom="936" w:left="1008" w:header="720" w:footer="720" w:gutter="0"/>
+      <w:cols w:space="540" w:num="2"/>
       <w:docGrid w:linePitch="360"/>
     </w:sectPr>
   </w:body>
@@ -900,10 +891,11 @@
     </w:pPr>
     <w:r>
       <w:rPr>
-        <w:color w:val="64748B"/>
+        <w:rFonts w:ascii="Times New Roman" w:hAnsi="Times New Roman"/>
+        <w:color w:val="000000"/>
         <w:sz w:val="16"/>
       </w:rPr>
-      <w:t>Classification-only pipeline • Generated from reproducible run artifacts</w:t>
+      <w:t>MAIT Mini Project</w:t>
     </w:r>
   </w:p>
 </w:ftr>
@@ -917,10 +909,11 @@
     </w:pPr>
     <w:r>
       <w:rPr>
-        <w:color w:val="64748B"/>
+        <w:rFonts w:ascii="Times New Roman" w:hAnsi="Times New Roman"/>
+        <w:color w:val="000000"/>
         <w:sz w:val="16"/>
       </w:rPr>
-      <w:t>GTSRB Traffic-Sign Recognition | MAIT Mini Project</w:t>
+      <w:t>GTSRB Traffic Sign Recognition</w:t>
     </w:r>
   </w:p>
 </w:hdr>
@@ -1289,10 +1282,13 @@
     <w:name w:val="Normal"/>
     <w:qFormat/>
     <w:rsid w:val="00FC693F"/>
+    <w:pPr>
+      <w:spacing w:line="240" w:lineRule="auto"/>
+    </w:pPr>
     <w:rPr>
-      <w:rFonts w:ascii="Aptos" w:hAnsi="Aptos"/>
-      <w:color w:val="1F2937"/>
-      <w:sz w:val="21"/>
+      <w:rFonts w:ascii="Times New Roman" w:hAnsi="Times New Roman" w:eastAsia="Times New Roman"/>
+      <w:color w:val="000000"/>
+      <w:sz w:val="20"/>
     </w:rPr>
   </w:style>
   <w:style w:type="paragraph" w:styleId="Header">
@@ -1350,15 +1346,16 @@
     <w:pPr>
       <w:keepNext/>
       <w:keepLines/>
-      <w:spacing w:before="480" w:after="0"/>
+      <w:spacing w:before="120" w:after="60"/>
       <w:outlineLvl w:val="0"/>
     </w:pPr>
     <w:rPr>
-      <w:rFonts w:asciiTheme="majorHAnsi" w:eastAsiaTheme="majorEastAsia" w:hAnsiTheme="majorHAnsi" w:cstheme="majorBidi" w:ascii="Aptos Display" w:hAnsi="Aptos Display"/>
+      <w:rFonts w:asciiTheme="majorHAnsi" w:eastAsiaTheme="majorEastAsia" w:hAnsiTheme="majorHAnsi" w:cstheme="majorBidi" w:ascii="Times New Roman" w:hAnsi="Times New Roman" w:eastAsia="Times New Roman"/>
       <w:b/>
       <w:bCs/>
-      <w:color w:val="173B57"/>
-      <w:sz w:val="34"/>
+      <w:caps/>
+      <w:color w:val="000000"/>
+      <w:sz w:val="20"/>
       <w:szCs w:val="28"/>
     </w:rPr>
   </w:style>
@@ -1374,15 +1371,15 @@
     <w:pPr>
       <w:keepNext/>
       <w:keepLines/>
-      <w:spacing w:before="200" w:after="0"/>
+      <w:spacing w:before="120" w:after="60"/>
       <w:outlineLvl w:val="1"/>
     </w:pPr>
     <w:rPr>
-      <w:rFonts w:asciiTheme="majorHAnsi" w:eastAsiaTheme="majorEastAsia" w:hAnsiTheme="majorHAnsi" w:cstheme="majorBidi" w:ascii="Aptos Display" w:hAnsi="Aptos Display"/>
+      <w:rFonts w:asciiTheme="majorHAnsi" w:eastAsiaTheme="majorEastAsia" w:hAnsiTheme="majorHAnsi" w:cstheme="majorBidi" w:ascii="Times New Roman" w:hAnsi="Times New Roman" w:eastAsia="Times New Roman"/>
       <w:b/>
       <w:bCs/>
-      <w:color w:val="0F766E"/>
-      <w:sz w:val="26"/>
+      <w:color w:val="000000"/>
+      <w:sz w:val="20"/>
       <w:szCs w:val="26"/>
     </w:rPr>
   </w:style>
@@ -1636,19 +1633,16 @@
     <w:qFormat/>
     <w:rsid w:val="00FC693F"/>
     <w:pPr>
-      <w:pBdr>
-        <w:bottom w:val="single" w:sz="8" w:space="4" w:color="4F81BD" w:themeColor="accent1"/>
-      </w:pBdr>
-      <w:spacing w:after="300" w:line="240" w:lineRule="auto"/>
+      <w:spacing w:after="60" w:line="240" w:lineRule="auto" w:before="120"/>
       <w:contextualSpacing/>
     </w:pPr>
     <w:rPr>
-      <w:rFonts w:asciiTheme="majorHAnsi" w:eastAsiaTheme="majorEastAsia" w:hAnsiTheme="majorHAnsi" w:cstheme="majorBidi" w:ascii="Aptos Display" w:hAnsi="Aptos Display"/>
+      <w:rFonts w:asciiTheme="majorHAnsi" w:eastAsiaTheme="majorEastAsia" w:hAnsiTheme="majorHAnsi" w:cstheme="majorBidi" w:ascii="Times New Roman" w:hAnsi="Times New Roman" w:eastAsia="Times New Roman"/>
       <w:b/>
-      <w:color w:val="173B57"/>
+      <w:color w:val="000000"/>
       <w:spacing w:val="5"/>
       <w:kern w:val="28"/>
-      <w:sz w:val="52"/>
+      <w:sz w:val="36"/>
       <w:szCs w:val="52"/>
     </w:rPr>
   </w:style>

--- a/docs/traffic_sign_recognition_synopsis.docx
+++ b/docs/traffic_sign_recognition_synopsis.docx
@@ -415,6 +415,7 @@
     <w:p/>
     <w:p>
       <w:pPr>
+        <w:keepNext/>
         <w:jc w:val="center"/>
       </w:pPr>
       <w:r>
@@ -454,6 +455,7 @@
     </w:p>
     <w:p>
       <w:pPr>
+        <w:keepLines/>
         <w:jc w:val="center"/>
       </w:pPr>
       <w:r>
@@ -762,7 +764,7 @@
                 <w:color w:val="1F2937"/>
                 <w:sz w:val="18"/>
               </w:rPr>
-              <w:t>51.75%</w:t>
+              <w:t>56.90%</w:t>
             </w:r>
           </w:p>
         </w:tc>
@@ -779,7 +781,7 @@
                 <w:color w:val="1F2937"/>
                 <w:sz w:val="18"/>
               </w:rPr>
-              <w:t>36.44%</w:t>
+              <w:t>56.19%</w:t>
             </w:r>
           </w:p>
         </w:tc>
@@ -815,7 +817,7 @@
                 <w:color w:val="1F2937"/>
                 <w:sz w:val="18"/>
               </w:rPr>
-              <w:t>53.09%</w:t>
+              <w:t>62.86%</w:t>
             </w:r>
           </w:p>
         </w:tc>
@@ -832,7 +834,7 @@
                 <w:color w:val="1F2937"/>
                 <w:sz w:val="18"/>
               </w:rPr>
-              <w:t>42.24%</w:t>
+              <w:t>55.74%</w:t>
             </w:r>
           </w:p>
         </w:tc>
@@ -841,7 +843,7 @@
     <w:p/>
     <w:p>
       <w:r>
-        <w:t>The recorded runs use the full training and official test sets. The custom CNN was trained for three epochs and MobileNetV2 for one epoch as CPU-feasible demonstration runs; longer GPU training is recommended for a final benchmark.</w:t>
+        <w:t>The recorded runs use the full training and official test sets. Both models were trained for five matched epochs with class balancing on the Apple M1 Metal GPU. These are reproducible project runs, not a claim of the best possible GTSRB score.</w:t>
       </w:r>
     </w:p>
     <w:p>

--- a/docs/traffic_sign_recognition_synopsis.docx
+++ b/docs/traffic_sign_recognition_synopsis.docx
@@ -764,7 +764,7 @@
                 <w:color w:val="1F2937"/>
                 <w:sz w:val="18"/>
               </w:rPr>
-              <w:t>56.90%</w:t>
+              <w:t>97.12%</w:t>
             </w:r>
           </w:p>
         </w:tc>
@@ -781,7 +781,7 @@
                 <w:color w:val="1F2937"/>
                 <w:sz w:val="18"/>
               </w:rPr>
-              <w:t>56.19%</w:t>
+              <w:t>95.14%</w:t>
             </w:r>
           </w:p>
         </w:tc>
@@ -817,7 +817,7 @@
                 <w:color w:val="1F2937"/>
                 <w:sz w:val="18"/>
               </w:rPr>
-              <w:t>62.86%</w:t>
+              <w:t>76.18%</w:t>
             </w:r>
           </w:p>
         </w:tc>
@@ -834,7 +834,7 @@
                 <w:color w:val="1F2937"/>
                 <w:sz w:val="18"/>
               </w:rPr>
-              <w:t>55.74%</w:t>
+              <w:t>68.23%</w:t>
             </w:r>
           </w:p>
         </w:tc>
@@ -843,7 +843,7 @@
     <w:p/>
     <w:p>
       <w:r>
-        <w:t>The recorded runs use the full training and official test sets. Both models were trained for five matched epochs with class balancing on the Apple M1 Metal GPU. These are reproducible project runs, not a claim of the best possible GTSRB score.</w:t>
+        <w:t>The recorded runs use the full training and official test sets. The custom CNN was trained for 30 epochs and MobileNetV2 for 25 epochs on a Colab GPU. These are reproducible project runs, not a claim of the best possible GTSRB score.</w:t>
       </w:r>
     </w:p>
     <w:p>
